--- a/apply/resume_korean_2604.docx
+++ b/apply/resume_korean_2604.docx
@@ -144,7 +144,25 @@
                 <w:sz w:val="20"/>
                 <w:szCs w:val="20"/>
               </w:rPr>
-              <w:t>고려대학교 수학과 석사 (3.92 / 4.5)</w:t>
+              <w:t>고려대학교 수학과 석사 (</w:t>
+            </w:r>
+            <w:proofErr w:type="gramStart"/>
+            <w:r>
+              <w:rPr>
+                <w:rFonts w:ascii="맑은 고딕" w:eastAsia="맑은 고딕" w:hAnsi="맑은 고딕" w:cs="맑은 고딕" w:hint="eastAsia"/>
+                <w:sz w:val="20"/>
+                <w:szCs w:val="20"/>
+              </w:rPr>
+              <w:t>3.92 /</w:t>
+            </w:r>
+            <w:proofErr w:type="gramEnd"/>
+            <w:r>
+              <w:rPr>
+                <w:rFonts w:ascii="맑은 고딕" w:eastAsia="맑은 고딕" w:hAnsi="맑은 고딕" w:cs="맑은 고딕" w:hint="eastAsia"/>
+                <w:sz w:val="20"/>
+                <w:szCs w:val="20"/>
+              </w:rPr>
+              <w:t xml:space="preserve"> 4.5)</w:t>
             </w:r>
           </w:p>
         </w:tc>
@@ -206,7 +224,25 @@
                 <w:sz w:val="20"/>
                 <w:szCs w:val="20"/>
               </w:rPr>
-              <w:t>고려대학교 수학과 학사 (3.77 / 4.5)</w:t>
+              <w:t>고려대학교 수학과 학사 (</w:t>
+            </w:r>
+            <w:proofErr w:type="gramStart"/>
+            <w:r>
+              <w:rPr>
+                <w:rFonts w:ascii="맑은 고딕" w:eastAsia="맑은 고딕" w:hAnsi="맑은 고딕" w:cs="맑은 고딕" w:hint="eastAsia"/>
+                <w:sz w:val="20"/>
+                <w:szCs w:val="20"/>
+              </w:rPr>
+              <w:t>3.77 /</w:t>
+            </w:r>
+            <w:proofErr w:type="gramEnd"/>
+            <w:r>
+              <w:rPr>
+                <w:rFonts w:ascii="맑은 고딕" w:eastAsia="맑은 고딕" w:hAnsi="맑은 고딕" w:cs="맑은 고딕" w:hint="eastAsia"/>
+                <w:sz w:val="20"/>
+                <w:szCs w:val="20"/>
+              </w:rPr>
+              <w:t xml:space="preserve"> 4.5)</w:t>
             </w:r>
           </w:p>
         </w:tc>
@@ -353,7 +389,25 @@
                 <w:sz w:val="20"/>
                 <w:szCs w:val="20"/>
               </w:rPr>
-              <w:t xml:space="preserve">· 인공지능에 대한 다양한 주제 : </w:t>
+              <w:t xml:space="preserve">· 인공지능에 대한 다양한 </w:t>
+            </w:r>
+            <w:proofErr w:type="gramStart"/>
+            <w:r>
+              <w:rPr>
+                <w:rFonts w:ascii="맑은 고딕" w:eastAsia="맑은 고딕" w:hAnsi="맑은 고딕" w:hint="eastAsia"/>
+                <w:sz w:val="20"/>
+                <w:szCs w:val="20"/>
+              </w:rPr>
+              <w:t>주제 :</w:t>
+            </w:r>
+            <w:proofErr w:type="gramEnd"/>
+            <w:r>
+              <w:rPr>
+                <w:rFonts w:ascii="맑은 고딕" w:eastAsia="맑은 고딕" w:hAnsi="맑은 고딕" w:hint="eastAsia"/>
+                <w:sz w:val="20"/>
+                <w:szCs w:val="20"/>
+              </w:rPr>
+              <w:t xml:space="preserve"> </w:t>
             </w:r>
             <w:proofErr w:type="spellStart"/>
             <w:r>
@@ -993,7 +1047,27 @@
                 <w:sz w:val="20"/>
                 <w:szCs w:val="20"/>
               </w:rPr>
-              <w:t>조교 (Teaching Assistant)</w:t>
+              <w:t>조교 (</w:t>
+            </w:r>
+            <w:r>
+              <w:rPr>
+                <w:rFonts w:ascii="맑은 고딕" w:eastAsia="맑은 고딕" w:hAnsi="맑은 고딕" w:cs="맑은 고딕" w:hint="eastAsia"/>
+                <w:b/>
+                <w:bCs/>
+                <w:sz w:val="20"/>
+                <w:szCs w:val="20"/>
+              </w:rPr>
+              <w:t>Graduate</w:t>
+            </w:r>
+            <w:r>
+              <w:rPr>
+                <w:rFonts w:ascii="맑은 고딕" w:eastAsia="맑은 고딕" w:hAnsi="맑은 고딕" w:cs="맑은 고딕" w:hint="eastAsia"/>
+                <w:b/>
+                <w:bCs/>
+                <w:sz w:val="20"/>
+                <w:szCs w:val="20"/>
+              </w:rPr>
+              <w:t xml:space="preserve"> Assistant)</w:t>
             </w:r>
           </w:p>
           <w:p>
@@ -1283,7 +1357,27 @@
                 <w:sz w:val="20"/>
                 <w:szCs w:val="20"/>
               </w:rPr>
-              <w:t xml:space="preserve"> (40+ articles)</w:t>
+              <w:t xml:space="preserve"> (</w:t>
+            </w:r>
+            <w:r>
+              <w:rPr>
+                <w:rFonts w:ascii="맑은 고딕" w:eastAsia="맑은 고딕" w:hAnsi="맑은 고딕" w:cs="맑은 고딕" w:hint="eastAsia"/>
+                <w:b/>
+                <w:bCs/>
+                <w:sz w:val="20"/>
+                <w:szCs w:val="20"/>
+              </w:rPr>
+              <w:t>3</w:t>
+            </w:r>
+            <w:r>
+              <w:rPr>
+                <w:rFonts w:ascii="맑은 고딕" w:eastAsia="맑은 고딕" w:hAnsi="맑은 고딕" w:cs="맑은 고딕" w:hint="eastAsia"/>
+                <w:b/>
+                <w:bCs/>
+                <w:sz w:val="20"/>
+                <w:szCs w:val="20"/>
+              </w:rPr>
+              <w:t>0+ articles)</w:t>
             </w:r>
           </w:p>
           <w:p>
@@ -2609,26 +2703,18 @@
               <w:spacing w:line="216" w:lineRule="auto"/>
               <w:ind w:left="140" w:hangingChars="70" w:hanging="140"/>
               <w:rPr>
-                <w:rFonts w:ascii="맑은 고딕" w:eastAsia="맑은 고딕" w:hAnsi="맑은 고딕" w:hint="eastAsia"/>
-                <w:sz w:val="20"/>
-                <w:szCs w:val="20"/>
-              </w:rPr>
-            </w:pPr>
-            <w:r>
-              <w:rPr>
-                <w:rFonts w:ascii="맑은 고딕" w:eastAsia="맑은 고딕" w:hAnsi="맑은 고딕" w:hint="eastAsia"/>
-                <w:sz w:val="20"/>
-                <w:szCs w:val="20"/>
-              </w:rPr>
-              <w:t xml:space="preserve">· </w:t>
-            </w:r>
-            <w:r>
-              <w:rPr>
-                <w:rFonts w:ascii="맑은 고딕" w:eastAsia="맑은 고딕" w:hAnsi="맑은 고딕" w:hint="eastAsia"/>
-                <w:sz w:val="20"/>
-                <w:szCs w:val="20"/>
-              </w:rPr>
-              <w:t xml:space="preserve">현대제철 </w:t>
+                <w:rFonts w:ascii="맑은 고딕" w:eastAsia="맑은 고딕" w:hAnsi="맑은 고딕"/>
+                <w:sz w:val="20"/>
+                <w:szCs w:val="20"/>
+              </w:rPr>
+            </w:pPr>
+            <w:r>
+              <w:rPr>
+                <w:rFonts w:ascii="맑은 고딕" w:eastAsia="맑은 고딕" w:hAnsi="맑은 고딕" w:hint="eastAsia"/>
+                <w:sz w:val="20"/>
+                <w:szCs w:val="20"/>
+              </w:rPr>
+              <w:t xml:space="preserve">· 현대제철 </w:t>
             </w:r>
             <w:r>
               <w:rPr>
@@ -2748,24 +2834,6 @@
               </w:rPr>
               <w:t xml:space="preserve"> 투입량 최적화</w:t>
             </w:r>
-          </w:p>
-          <w:p>
-            <w:pPr>
-              <w:pStyle w:val="a"/>
-              <w:numPr>
-                <w:ilvl w:val="0"/>
-                <w:numId w:val="0"/>
-              </w:numPr>
-              <w:spacing w:line="216" w:lineRule="auto"/>
-              <w:ind w:left="214" w:hangingChars="107" w:hanging="214"/>
-              <w:rPr>
-                <w:rFonts w:ascii="맑은 고딕" w:eastAsia="맑은 고딕" w:hAnsi="맑은 고딕" w:cs="맑은 고딕" w:hint="eastAsia"/>
-                <w:b/>
-                <w:bCs/>
-                <w:sz w:val="20"/>
-                <w:szCs w:val="20"/>
-              </w:rPr>
-            </w:pPr>
           </w:p>
         </w:tc>
         <w:tc>
@@ -3257,7 +3325,7 @@
       </w:tr>
       <w:tr>
         <w:trPr>
-          <w:trHeight w:val="838"/>
+          <w:trHeight w:val="546"/>
         </w:trPr>
         <w:tc>
           <w:tcPr>
@@ -3442,7 +3510,27 @@
           <w:sz w:val="24"/>
           <w:szCs w:val="24"/>
         </w:rPr>
-        <w:t>프로그래밍능력 및 수학</w:t>
+        <w:t>프로그래밍</w:t>
+      </w:r>
+      <w:r>
+        <w:rPr>
+          <w:rFonts w:ascii="맑은 고딕" w:eastAsia="맑은 고딕" w:hAnsi="맑은 고딕" w:hint="eastAsia"/>
+          <w:b/>
+          <w:bCs/>
+          <w:sz w:val="24"/>
+          <w:szCs w:val="24"/>
+        </w:rPr>
+        <w:t xml:space="preserve"> </w:t>
+      </w:r>
+      <w:r>
+        <w:rPr>
+          <w:rFonts w:ascii="맑은 고딕" w:eastAsia="맑은 고딕" w:hAnsi="맑은 고딕" w:hint="eastAsia"/>
+          <w:b/>
+          <w:bCs/>
+          <w:sz w:val="24"/>
+          <w:szCs w:val="24"/>
+        </w:rPr>
+        <w:t>능력 및 수학</w:t>
       </w:r>
     </w:p>
     <w:tbl>
@@ -4318,7 +4406,23 @@
                 <w:sz w:val="20"/>
                 <w:szCs w:val="20"/>
               </w:rPr>
-              <w:t xml:space="preserve"> blog (40+ </w:t>
+              <w:t xml:space="preserve"> blog (</w:t>
+            </w:r>
+            <w:r>
+              <w:rPr>
+                <w:rFonts w:ascii="맑은 고딕" w:eastAsia="맑은 고딕" w:hAnsi="맑은 고딕" w:cs="맑은 고딕" w:hint="eastAsia"/>
+                <w:sz w:val="20"/>
+                <w:szCs w:val="20"/>
+              </w:rPr>
+              <w:t>3</w:t>
+            </w:r>
+            <w:r>
+              <w:rPr>
+                <w:rFonts w:ascii="맑은 고딕" w:eastAsia="맑은 고딕" w:hAnsi="맑은 고딕" w:cs="맑은 고딕" w:hint="eastAsia"/>
+                <w:sz w:val="20"/>
+                <w:szCs w:val="20"/>
+              </w:rPr>
+              <w:t xml:space="preserve">0+ </w:t>
             </w:r>
             <w:proofErr w:type="spellStart"/>
             <w:r>
@@ -4843,6 +4947,162 @@
           <w:bCs/>
           <w:sz w:val="4"/>
           <w:szCs w:val="4"/>
+        </w:rPr>
+      </w:pPr>
+    </w:p>
+    <w:p>
+      <w:pPr>
+        <w:spacing w:line="216" w:lineRule="auto"/>
+        <w:rPr>
+          <w:rFonts w:ascii="맑은 고딕" w:eastAsia="맑은 고딕" w:hAnsi="맑은 고딕" w:hint="eastAsia"/>
+          <w:b/>
+          <w:bCs/>
+          <w:sz w:val="24"/>
+          <w:szCs w:val="24"/>
+        </w:rPr>
+      </w:pPr>
+      <w:r>
+        <w:rPr>
+          <w:rFonts w:ascii="맑은 고딕" w:eastAsia="맑은 고딕" w:hAnsi="맑은 고딕" w:hint="eastAsia"/>
+          <w:b/>
+          <w:bCs/>
+          <w:sz w:val="24"/>
+          <w:szCs w:val="24"/>
+        </w:rPr>
+        <w:t>소프트웨어 개발</w:t>
+      </w:r>
+    </w:p>
+    <w:tbl>
+      <w:tblPr>
+        <w:tblStyle w:val="afb"/>
+        <w:tblW w:w="0" w:type="auto"/>
+        <w:tblInd w:w="284" w:type="dxa"/>
+        <w:tblBorders>
+          <w:top w:val="none" w:sz="0" w:space="0" w:color="auto"/>
+          <w:left w:val="none" w:sz="0" w:space="0" w:color="auto"/>
+          <w:bottom w:val="none" w:sz="0" w:space="0" w:color="auto"/>
+          <w:right w:val="none" w:sz="0" w:space="0" w:color="auto"/>
+          <w:insideH w:val="none" w:sz="0" w:space="0" w:color="auto"/>
+          <w:insideV w:val="none" w:sz="0" w:space="0" w:color="auto"/>
+        </w:tblBorders>
+        <w:tblLook w:val="04A0" w:firstRow="1" w:lastRow="0" w:firstColumn="1" w:lastColumn="0" w:noHBand="0" w:noVBand="1"/>
+      </w:tblPr>
+      <w:tblGrid>
+        <w:gridCol w:w="6763"/>
+        <w:gridCol w:w="2313"/>
+      </w:tblGrid>
+      <w:tr>
+        <w:trPr>
+          <w:trHeight w:val="194"/>
+        </w:trPr>
+        <w:tc>
+          <w:tcPr>
+            <w:tcW w:w="6763" w:type="dxa"/>
+          </w:tcPr>
+          <w:p>
+            <w:pPr>
+              <w:pStyle w:val="a"/>
+              <w:numPr>
+                <w:ilvl w:val="0"/>
+                <w:numId w:val="0"/>
+              </w:numPr>
+              <w:spacing w:line="216" w:lineRule="auto"/>
+              <w:ind w:left="215" w:hanging="215"/>
+              <w:rPr>
+                <w:rFonts w:ascii="맑은 고딕" w:eastAsia="맑은 고딕" w:hAnsi="맑은 고딕" w:cs="맑은 고딕"/>
+                <w:b/>
+                <w:bCs/>
+                <w:sz w:val="20"/>
+                <w:szCs w:val="20"/>
+              </w:rPr>
+            </w:pPr>
+            <w:r>
+              <w:rPr>
+                <w:rFonts w:ascii="맑은 고딕" w:eastAsia="맑은 고딕" w:hAnsi="맑은 고딕" w:cs="맑은 고딕" w:hint="eastAsia"/>
+                <w:b/>
+                <w:bCs/>
+                <w:sz w:val="20"/>
+                <w:szCs w:val="20"/>
+              </w:rPr>
+              <w:t>cahier</w:t>
+            </w:r>
+            <w:r>
+              <w:rPr>
+                <w:rFonts w:ascii="맑은 고딕" w:eastAsia="맑은 고딕" w:hAnsi="맑은 고딕" w:cs="맑은 고딕" w:hint="eastAsia"/>
+                <w:b/>
+                <w:bCs/>
+                <w:sz w:val="20"/>
+                <w:szCs w:val="20"/>
+              </w:rPr>
+              <w:t>:</w:t>
+            </w:r>
+            <w:r>
+              <w:rPr>
+                <w:rFonts w:ascii="맑은 고딕" w:eastAsia="맑은 고딕" w:hAnsi="맑은 고딕" w:cs="맑은 고딕" w:hint="eastAsia"/>
+                <w:b/>
+                <w:bCs/>
+                <w:sz w:val="20"/>
+                <w:szCs w:val="20"/>
+              </w:rPr>
+              <w:t xml:space="preserve"> Windows 메모장 앱 개발 및 배포 (</w:t>
+            </w:r>
+            <w:r>
+              <w:rPr>
+                <w:rFonts w:ascii="맑은 고딕" w:eastAsia="맑은 고딕" w:hAnsi="맑은 고딕" w:cs="맑은 고딕" w:hint="eastAsia"/>
+                <w:b/>
+                <w:bCs/>
+                <w:sz w:val="20"/>
+                <w:szCs w:val="20"/>
+              </w:rPr>
+              <w:t>govin08.github.io/cahier</w:t>
+            </w:r>
+            <w:r>
+              <w:rPr>
+                <w:rFonts w:ascii="맑은 고딕" w:eastAsia="맑은 고딕" w:hAnsi="맑은 고딕" w:cs="맑은 고딕" w:hint="eastAsia"/>
+                <w:b/>
+                <w:bCs/>
+                <w:sz w:val="20"/>
+                <w:szCs w:val="20"/>
+              </w:rPr>
+              <w:t>)</w:t>
+            </w:r>
+          </w:p>
+        </w:tc>
+        <w:tc>
+          <w:tcPr>
+            <w:tcW w:w="2313" w:type="dxa"/>
+          </w:tcPr>
+          <w:p>
+            <w:pPr>
+              <w:pStyle w:val="a"/>
+              <w:numPr>
+                <w:ilvl w:val="0"/>
+                <w:numId w:val="0"/>
+              </w:numPr>
+              <w:spacing w:line="216" w:lineRule="auto"/>
+              <w:jc w:val="right"/>
+              <w:rPr>
+                <w:rFonts w:ascii="맑은 고딕" w:eastAsia="맑은 고딕" w:hAnsi="맑은 고딕" w:cs="맑은 고딕"/>
+                <w:sz w:val="20"/>
+                <w:szCs w:val="20"/>
+              </w:rPr>
+            </w:pPr>
+            <w:r>
+              <w:rPr>
+                <w:rFonts w:ascii="맑은 고딕" w:eastAsia="맑은 고딕" w:hAnsi="맑은 고딕" w:cs="맑은 고딕" w:hint="eastAsia"/>
+                <w:sz w:val="20"/>
+                <w:szCs w:val="20"/>
+              </w:rPr>
+              <w:t>2026.04</w:t>
+            </w:r>
+          </w:p>
+        </w:tc>
+      </w:tr>
+    </w:tbl>
+    <w:p>
+      <w:pPr>
+        <w:rPr>
+          <w:rFonts w:eastAsia="맑은 고딕"/>
         </w:rPr>
       </w:pPr>
     </w:p>
@@ -5286,73 +5546,6 @@
                 <w:szCs w:val="20"/>
               </w:rPr>
               <w:t>2026 예정</w:t>
-            </w:r>
-          </w:p>
-        </w:tc>
-      </w:tr>
-      <w:tr>
-        <w:trPr>
-          <w:trHeight w:val="194"/>
-        </w:trPr>
-        <w:tc>
-          <w:tcPr>
-            <w:tcW w:w="6763" w:type="dxa"/>
-          </w:tcPr>
-          <w:p>
-            <w:pPr>
-              <w:pStyle w:val="a"/>
-              <w:numPr>
-                <w:ilvl w:val="0"/>
-                <w:numId w:val="0"/>
-              </w:numPr>
-              <w:spacing w:line="216" w:lineRule="auto"/>
-              <w:ind w:left="215" w:hanging="215"/>
-              <w:rPr>
-                <w:rFonts w:ascii="맑은 고딕" w:eastAsia="맑은 고딕" w:hAnsi="맑은 고딕" w:cs="맑은 고딕"/>
-                <w:b/>
-                <w:bCs/>
-                <w:sz w:val="20"/>
-                <w:szCs w:val="20"/>
-              </w:rPr>
-            </w:pPr>
-            <w:r>
-              <w:rPr>
-                <w:rFonts w:ascii="맑은 고딕" w:eastAsia="맑은 고딕" w:hAnsi="맑은 고딕" w:cs="맑은 고딕" w:hint="eastAsia"/>
-                <w:b/>
-                <w:bCs/>
-                <w:sz w:val="20"/>
-                <w:szCs w:val="20"/>
-              </w:rPr>
-              <w:t>cahier · Windows 메모장 앱 개발 및 배포 (PyQt6, 단일 실행파일)</w:t>
-            </w:r>
-          </w:p>
-        </w:tc>
-        <w:tc>
-          <w:tcPr>
-            <w:tcW w:w="2313" w:type="dxa"/>
-          </w:tcPr>
-          <w:p>
-            <w:pPr>
-              <w:pStyle w:val="a"/>
-              <w:numPr>
-                <w:ilvl w:val="0"/>
-                <w:numId w:val="0"/>
-              </w:numPr>
-              <w:spacing w:line="216" w:lineRule="auto"/>
-              <w:jc w:val="right"/>
-              <w:rPr>
-                <w:rFonts w:ascii="맑은 고딕" w:eastAsia="맑은 고딕" w:hAnsi="맑은 고딕" w:cs="맑은 고딕"/>
-                <w:sz w:val="20"/>
-                <w:szCs w:val="20"/>
-              </w:rPr>
-            </w:pPr>
-            <w:r>
-              <w:rPr>
-                <w:rFonts w:ascii="맑은 고딕" w:eastAsia="맑은 고딕" w:hAnsi="맑은 고딕" w:cs="맑은 고딕" w:hint="eastAsia"/>
-                <w:sz w:val="20"/>
-                <w:szCs w:val="20"/>
-              </w:rPr>
-              <w:t>2026.04</w:t>
             </w:r>
           </w:p>
         </w:tc>
